--- a/apps/bff/templates/dfd_models/DRE-CSB/model.docx
+++ b/apps/bff/templates/dfd_models/DRE-CSB/model.docx
@@ -21,7 +21,7 @@
       <w:footerReference w:type="default" r:id="rId3"/>
       <w:type w:val="nextPage"/>
       <w:pgSz w:w="11906" w:h="16838"/>
-      <w:pgMar w:left="1701" w:right="1134" w:gutter="0" w:header="0" w:top="4043" w:footer="0" w:bottom="1985"/>
+      <w:pgMar w:left="1701" w:right="1134" w:gutter="0" w:header="0" w:top="3402" w:footer="0" w:bottom="1134"/>
       <w:pgNumType w:fmt="decimal"/>
       <w:formProt w:val="false"/>
       <w:textDirection w:val="lrTb"/>
@@ -554,19 +554,19 @@
   <w:tbl>
     <w:tblPr>
       <w:tblpPr w:vertAnchor="text" w:horzAnchor="margin" w:tblpXSpec="center" w:leftFromText="141" w:rightFromText="141" w:tblpY="4"/>
-      <w:tblW w:w="9192" w:type="dxa"/>
-      <w:jc w:val="start"/>
+      <w:tblW w:w="9235" w:type="dxa"/>
+      <w:jc w:val="left"/>
       <w:tblInd w:w="70" w:type="dxa"/>
       <w:tblLayout w:type="fixed"/>
       <w:tblCellMar>
         <w:top w:w="0" w:type="dxa"/>
-        <w:start w:w="70" w:type="dxa"/>
+        <w:left w:w="70" w:type="dxa"/>
         <w:bottom w:w="0" w:type="dxa"/>
-        <w:end w:w="70" w:type="dxa"/>
+        <w:right w:w="70" w:type="dxa"/>
       </w:tblCellMar>
     </w:tblPr>
     <w:tblGrid>
-      <w:gridCol w:w="9192"/>
+      <w:gridCol w:w="9235"/>
     </w:tblGrid>
     <w:tr>
       <w:trPr>
@@ -574,12 +574,12 @@
       </w:trPr>
       <w:tc>
         <w:tcPr>
-          <w:tcW w:w="9192" w:type="dxa"/>
+          <w:tcW w:w="9235" w:type="dxa"/>
           <w:tcBorders>
             <w:top w:val="single" w:sz="4" w:space="0" w:color="FFFFFF"/>
-            <w:start w:val="single" w:sz="4" w:space="0" w:color="FFFFFF"/>
+            <w:left w:val="single" w:sz="4" w:space="0" w:color="FFFFFF"/>
             <w:bottom w:val="single" w:sz="4" w:space="0" w:color="FFFFFF"/>
-            <w:end w:val="single" w:sz="4" w:space="0" w:color="FFFFFF"/>
+            <w:right w:val="single" w:sz="4" w:space="0" w:color="FFFFFF"/>
           </w:tcBorders>
           <w:vAlign w:val="center"/>
         </w:tcPr>
@@ -608,7 +608,6 @@
           <w:pPr>
             <w:pStyle w:val="Normal"/>
             <w:spacing w:lineRule="auto" w:line="276"/>
-            <w:jc w:val="center"/>
             <w:rPr>
               <w:rFonts w:ascii="Arial" w:hAnsi="Arial" w:cs="Arial"/>
               <w:b/>
@@ -625,9 +624,9 @@
             </w:rPr>
             <w:drawing>
               <wp:inline distT="0" distB="0" distL="0" distR="0">
-                <wp:extent cx="3351530" cy="837565"/>
+                <wp:extent cx="5775960" cy="759460"/>
                 <wp:effectExtent l="0" t="0" r="0" b="0"/>
-                <wp:docPr id="1" name="Imagem 6" descr="" title=""/>
+                <wp:docPr id="1" name="Imagem 2" descr=""/>
                 <wp:cNvGraphicFramePr>
                   <a:graphicFrameLocks xmlns:a="http://schemas.openxmlformats.org/drawingml/2006/main" noChangeAspect="1"/>
                 </wp:cNvGraphicFramePr>
@@ -635,14 +634,14 @@
                   <a:graphicData uri="http://schemas.openxmlformats.org/drawingml/2006/picture">
                     <pic:pic xmlns:pic="http://schemas.openxmlformats.org/drawingml/2006/picture">
                       <pic:nvPicPr>
-                        <pic:cNvPr id="1" name="Imagem 6" descr="" title=""/>
+                        <pic:cNvPr id="1" name="Imagem 2" descr=""/>
                         <pic:cNvPicPr>
                           <a:picLocks noChangeAspect="1" noChangeArrowheads="1"/>
                         </pic:cNvPicPr>
                       </pic:nvPicPr>
                       <pic:blipFill>
                         <a:blip r:embed="rId1"/>
-                        <a:srcRect l="-11" t="-43" r="-11" b="-43"/>
+                        <a:srcRect l="-6" t="-47" r="-6" b="-47"/>
                         <a:stretch>
                           <a:fillRect/>
                         </a:stretch>
@@ -650,7 +649,7 @@
                       <pic:spPr bwMode="auto">
                         <a:xfrm>
                           <a:off x="0" y="0"/>
-                          <a:ext cx="3351530" cy="837565"/>
+                          <a:ext cx="5775960" cy="759460"/>
                         </a:xfrm>
                         <a:prstGeom prst="rect">
                           <a:avLst/>
@@ -741,19 +740,19 @@
   <w:tbl>
     <w:tblPr>
       <w:tblW w:w="9287" w:type="dxa"/>
-      <w:jc w:val="start"/>
+      <w:jc w:val="left"/>
       <w:tblInd w:w="0" w:type="dxa"/>
       <w:tblLayout w:type="fixed"/>
       <w:tblCellMar>
         <w:top w:w="0" w:type="dxa"/>
-        <w:start w:w="108" w:type="dxa"/>
+        <w:left w:w="108" w:type="dxa"/>
         <w:bottom w:w="0" w:type="dxa"/>
-        <w:end w:w="108" w:type="dxa"/>
+        <w:right w:w="108" w:type="dxa"/>
       </w:tblCellMar>
     </w:tblPr>
     <w:tblGrid>
-      <w:gridCol w:w="2225"/>
-      <w:gridCol w:w="7062"/>
+      <w:gridCol w:w="2220"/>
+      <w:gridCol w:w="7067"/>
     </w:tblGrid>
     <w:tr>
       <w:trPr>
@@ -761,12 +760,12 @@
       </w:trPr>
       <w:tc>
         <w:tcPr>
-          <w:tcW w:w="2225" w:type="dxa"/>
+          <w:tcW w:w="2220" w:type="dxa"/>
           <w:tcBorders>
             <w:top w:val="single" w:sz="4" w:space="0" w:color="000000"/>
-            <w:start w:val="single" w:sz="4" w:space="0" w:color="FFFFFF"/>
+            <w:left w:val="single" w:sz="4" w:space="0" w:color="FFFFFF"/>
             <w:bottom w:val="single" w:sz="4" w:space="0" w:color="000000"/>
-            <w:end w:val="single" w:sz="4" w:space="0" w:color="FFFFFF"/>
+            <w:right w:val="single" w:sz="4" w:space="0" w:color="FFFFFF"/>
           </w:tcBorders>
         </w:tcPr>
         <w:p>
@@ -784,9 +783,9 @@
             </w:rPr>
             <w:drawing>
               <wp:inline distT="0" distB="0" distL="0" distR="0">
-                <wp:extent cx="1275080" cy="691515"/>
+                <wp:extent cx="1271905" cy="689610"/>
                 <wp:effectExtent l="0" t="0" r="0" b="0"/>
-                <wp:docPr id="2" name="Figura1" descr="" title=""/>
+                <wp:docPr id="2" name="Imagem 6" descr=""/>
                 <wp:cNvGraphicFramePr>
                   <a:graphicFrameLocks xmlns:a="http://schemas.openxmlformats.org/drawingml/2006/main" noChangeAspect="1"/>
                 </wp:cNvGraphicFramePr>
@@ -794,7 +793,7 @@
                   <a:graphicData uri="http://schemas.openxmlformats.org/drawingml/2006/picture">
                     <pic:pic xmlns:pic="http://schemas.openxmlformats.org/drawingml/2006/picture">
                       <pic:nvPicPr>
-                        <pic:cNvPr id="2" name="Figura1" descr="" title=""/>
+                        <pic:cNvPr id="2" name="Imagem 6" descr=""/>
                         <pic:cNvPicPr>
                           <a:picLocks noChangeAspect="1" noChangeArrowheads="1"/>
                         </pic:cNvPicPr>
@@ -809,7 +808,7 @@
                       <pic:spPr bwMode="auto">
                         <a:xfrm>
                           <a:off x="0" y="0"/>
-                          <a:ext cx="1275080" cy="691515"/>
+                          <a:ext cx="1271905" cy="689610"/>
                         </a:xfrm>
                         <a:prstGeom prst="rect">
                           <a:avLst/>
@@ -825,12 +824,12 @@
       </w:tc>
       <w:tc>
         <w:tcPr>
-          <w:tcW w:w="7062" w:type="dxa"/>
+          <w:tcW w:w="7067" w:type="dxa"/>
           <w:tcBorders>
             <w:top w:val="single" w:sz="4" w:space="0" w:color="000000"/>
-            <w:start w:val="single" w:sz="4" w:space="0" w:color="FFFFFF"/>
+            <w:left w:val="single" w:sz="4" w:space="0" w:color="FFFFFF"/>
             <w:bottom w:val="single" w:sz="4" w:space="0" w:color="000000"/>
-            <w:end w:val="single" w:sz="4" w:space="0" w:color="FFFFFF"/>
+            <w:right w:val="single" w:sz="4" w:space="0" w:color="FFFFFF"/>
           </w:tcBorders>
           <w:vAlign w:val="center"/>
         </w:tcPr>
@@ -926,12 +925,12 @@
       <w:numFmt w:val="none"/>
       <w:suff w:val="nothing"/>
       <w:lvlText w:val=""/>
-      <w:lvlJc w:val="start"/>
+      <w:lvlJc w:val="left"/>
       <w:pPr>
         <w:tabs>
           <w:tab w:val="num" w:pos="0"/>
         </w:tabs>
-        <w:ind w:start="0" w:hanging="0"/>
+        <w:ind w:left="0" w:hanging="0"/>
       </w:pPr>
     </w:lvl>
     <w:lvl w:ilvl="1">
@@ -940,12 +939,12 @@
       <w:numFmt w:val="none"/>
       <w:suff w:val="nothing"/>
       <w:lvlText w:val=""/>
-      <w:lvlJc w:val="start"/>
+      <w:lvlJc w:val="left"/>
       <w:pPr>
         <w:tabs>
           <w:tab w:val="num" w:pos="0"/>
         </w:tabs>
-        <w:ind w:start="0" w:hanging="0"/>
+        <w:ind w:left="0" w:hanging="0"/>
       </w:pPr>
     </w:lvl>
     <w:lvl w:ilvl="2">
@@ -954,12 +953,12 @@
       <w:numFmt w:val="none"/>
       <w:suff w:val="nothing"/>
       <w:lvlText w:val=""/>
-      <w:lvlJc w:val="start"/>
+      <w:lvlJc w:val="left"/>
       <w:pPr>
         <w:tabs>
           <w:tab w:val="num" w:pos="0"/>
         </w:tabs>
-        <w:ind w:start="0" w:hanging="0"/>
+        <w:ind w:left="0" w:hanging="0"/>
       </w:pPr>
     </w:lvl>
     <w:lvl w:ilvl="3">
@@ -967,12 +966,12 @@
       <w:numFmt w:val="none"/>
       <w:suff w:val="nothing"/>
       <w:lvlText w:val=""/>
-      <w:lvlJc w:val="start"/>
+      <w:lvlJc w:val="left"/>
       <w:pPr>
         <w:tabs>
           <w:tab w:val="num" w:pos="0"/>
         </w:tabs>
-        <w:ind w:start="0" w:hanging="0"/>
+        <w:ind w:left="0" w:hanging="0"/>
       </w:pPr>
     </w:lvl>
     <w:lvl w:ilvl="4">
@@ -980,12 +979,12 @@
       <w:numFmt w:val="none"/>
       <w:suff w:val="nothing"/>
       <w:lvlText w:val=""/>
-      <w:lvlJc w:val="start"/>
+      <w:lvlJc w:val="left"/>
       <w:pPr>
         <w:tabs>
           <w:tab w:val="num" w:pos="0"/>
         </w:tabs>
-        <w:ind w:start="0" w:hanging="0"/>
+        <w:ind w:left="0" w:hanging="0"/>
       </w:pPr>
     </w:lvl>
     <w:lvl w:ilvl="5">
@@ -993,12 +992,12 @@
       <w:numFmt w:val="none"/>
       <w:suff w:val="nothing"/>
       <w:lvlText w:val=""/>
-      <w:lvlJc w:val="start"/>
+      <w:lvlJc w:val="left"/>
       <w:pPr>
         <w:tabs>
           <w:tab w:val="num" w:pos="0"/>
         </w:tabs>
-        <w:ind w:start="0" w:hanging="0"/>
+        <w:ind w:left="0" w:hanging="0"/>
       </w:pPr>
     </w:lvl>
     <w:lvl w:ilvl="6">
@@ -1006,12 +1005,12 @@
       <w:numFmt w:val="none"/>
       <w:suff w:val="nothing"/>
       <w:lvlText w:val=""/>
-      <w:lvlJc w:val="start"/>
+      <w:lvlJc w:val="left"/>
       <w:pPr>
         <w:tabs>
           <w:tab w:val="num" w:pos="0"/>
         </w:tabs>
-        <w:ind w:start="0" w:hanging="0"/>
+        <w:ind w:left="0" w:hanging="0"/>
       </w:pPr>
     </w:lvl>
     <w:lvl w:ilvl="7">
@@ -1019,12 +1018,12 @@
       <w:numFmt w:val="none"/>
       <w:suff w:val="nothing"/>
       <w:lvlText w:val=""/>
-      <w:lvlJc w:val="start"/>
+      <w:lvlJc w:val="left"/>
       <w:pPr>
         <w:tabs>
           <w:tab w:val="num" w:pos="0"/>
         </w:tabs>
-        <w:ind w:start="0" w:hanging="0"/>
+        <w:ind w:left="0" w:hanging="0"/>
       </w:pPr>
     </w:lvl>
     <w:lvl w:ilvl="8">
@@ -1032,12 +1031,12 @@
       <w:numFmt w:val="none"/>
       <w:suff w:val="nothing"/>
       <w:lvlText w:val=""/>
-      <w:lvlJc w:val="start"/>
+      <w:lvlJc w:val="left"/>
       <w:pPr>
         <w:tabs>
           <w:tab w:val="num" w:pos="0"/>
         </w:tabs>
-        <w:ind w:start="0" w:hanging="0"/>
+        <w:ind w:left="0" w:hanging="0"/>
       </w:pPr>
     </w:lvl>
   </w:abstractNum>
@@ -1158,7 +1157,7 @@
     <w:name w:val="Marcas"/>
     <w:qFormat/>
     <w:rPr>
-      <w:rFonts w:ascii="OpenSymbol;Cambria" w:hAnsi="OpenSymbol;Cambria" w:eastAsia="OpenSymbol;Cambria" w:cs="OpenSymbol;Cambria"/>
+      <w:rFonts w:ascii="OpenSymbol" w:hAnsi="OpenSymbol" w:eastAsia="OpenSymbol" w:cs="OpenSymbol"/>
     </w:rPr>
   </w:style>
   <w:style w:type="character" w:styleId="CabealhoChar">
@@ -1444,7 +1443,7 @@
     <w:qFormat/>
     <w:pPr>
       <w:spacing w:before="0" w:after="283"/>
-      <w:ind w:hanging="0" w:start="567" w:end="567"/>
+      <w:ind w:hanging="0" w:left="567" w:right="567"/>
     </w:pPr>
     <w:rPr/>
   </w:style>
